--- a/docs/clients/kp-generator/ТЗ_система_КП.docx
+++ b/docs/clients/kp-generator/ТЗ_система_КП.docx
@@ -43,7 +43,7 @@
           <w:sz w:val="21"/>
           <w:szCs w:val="21"/>
         </w:rPr>
-        <w:t xml:space="preserve">Ташкент, 8 октября 2026 г. Версия 1.0 (проект для согласования)</w:t>
+        <w:t xml:space="preserve">Ташкент, 8 октября 2026 г. Версия 2.0 (с учетом правок Заказчика)</w:t>
       </w:r>
     </w:p>
     <w:p>
@@ -130,7 +130,7 @@
           <w:sz w:val="21"/>
           <w:szCs w:val="21"/>
         </w:rPr>
-        <w:t xml:space="preserve">1.5. Исходные материалы, переданные Заказчиком: сокращенный прайс одного поставщика в формате xlsx (лист «IEK», около 3 900 позиций брендов IEK и Delixi), образец коммерческого предложения в формате xlsx, требования к размещению на сетевом хранилище Заказчика.</w:t>
+        <w:t xml:space="preserve">1.5. Исходные материалы, переданные Заказчиком: сокращенный прайс одного поставщика в формате xlsx (лист «IEK», около 3 900 позиций брендов IEK и Delixi), образец коммерческого предложения в формате xlsx, требования к размещению на сетевом хранилище Заказчика либо на сторонних серверах.</w:t>
       </w:r>
     </w:p>
     <w:p>
@@ -293,35 +293,49 @@
           <w:sz w:val="21"/>
           <w:szCs w:val="21"/>
         </w:rPr>
-        <w:t xml:space="preserve">2.3. Обеспечить автоматический подбор позиций и альтернатив по строкам заявки, написанным клиентом своими словами, с указанием чужих артикулов и серий.</w:t>
-      </w:r>
-    </w:p>
-    <w:p>
-      <w:pPr>
-        <w:spacing w:after="100" w:line="276"/>
-        <w:jc w:val="both"/>
-      </w:pPr>
-      <w:r>
-        <w:rPr>
-          <w:rFonts w:ascii="Arial" w:cs="Arial" w:eastAsia="Arial" w:hAnsi="Arial"/>
-          <w:sz w:val="21"/>
-          <w:szCs w:val="21"/>
-        </w:rPr>
-        <w:t xml:space="preserve">2.4. Выпускать КП в едином фирменном оформлении с правильными расчетами сумм, НДС и итогов, с автоматической нумерацией исходящих.</w:t>
-      </w:r>
-    </w:p>
-    <w:p>
-      <w:pPr>
-        <w:spacing w:after="100" w:line="276"/>
-        <w:jc w:val="both"/>
-      </w:pPr>
-      <w:r>
-        <w:rPr>
-          <w:rFonts w:ascii="Arial" w:cs="Arial" w:eastAsia="Arial" w:hAnsi="Arial"/>
-          <w:sz w:val="21"/>
-          <w:szCs w:val="21"/>
-        </w:rPr>
-        <w:t xml:space="preserve">2.5. Хранить историю всех КП, чтобы любое предложение можно было найти, повторить или доработать.</w:t>
+        <w:t xml:space="preserve">2.3. Обеспечить автоматический подбор позиций и альтернатив по строкам заявки, написанным клиентом своими словами, с выводом списка всех подходящих вариантов из Номенклатуры и возможностью ручного выбора нужных позиций.</w:t>
+      </w:r>
+    </w:p>
+    <w:p>
+      <w:pPr>
+        <w:spacing w:after="100" w:line="276"/>
+        <w:jc w:val="both"/>
+      </w:pPr>
+      <w:r>
+        <w:rPr>
+          <w:rFonts w:ascii="Arial" w:cs="Arial" w:eastAsia="Arial" w:hAnsi="Arial"/>
+          <w:sz w:val="21"/>
+          <w:szCs w:val="21"/>
+        </w:rPr>
+        <w:t xml:space="preserve">2.4. Обеспечить автоматическое формирование цен в КП с учетом курса доллара (у разных поставщиков курс может отличаться), базовой маржинальности, которую устанавливает Заказчик, и возможности изменить цену вручную.</w:t>
+      </w:r>
+    </w:p>
+    <w:p>
+      <w:pPr>
+        <w:spacing w:after="100" w:line="276"/>
+        <w:jc w:val="both"/>
+      </w:pPr>
+      <w:r>
+        <w:rPr>
+          <w:rFonts w:ascii="Arial" w:cs="Arial" w:eastAsia="Arial" w:hAnsi="Arial"/>
+          <w:sz w:val="21"/>
+          <w:szCs w:val="21"/>
+        </w:rPr>
+        <w:t xml:space="preserve">2.5. Выпускать КП в едином фирменном оформлении с правильными расчетами сумм, НДС и итогов, с автоматической нумерацией исходящих.</w:t>
+      </w:r>
+    </w:p>
+    <w:p>
+      <w:pPr>
+        <w:spacing w:after="100" w:line="276"/>
+        <w:jc w:val="both"/>
+      </w:pPr>
+      <w:r>
+        <w:rPr>
+          <w:rFonts w:ascii="Arial" w:cs="Arial" w:eastAsia="Arial" w:hAnsi="Arial"/>
+          <w:sz w:val="21"/>
+          <w:szCs w:val="21"/>
+        </w:rPr>
+        <w:t xml:space="preserve">2.6. Хранить историю всех КП, чтобы любое предложение можно было найти, повторить или доработать.</w:t>
       </w:r>
     </w:p>
     <w:p>
@@ -589,7 +603,7 @@
                 <w:sz w:val="19"/>
                 <w:szCs w:val="19"/>
               </w:rPr>
-              <w:t xml:space="preserve">Загрузка и обновление прайсов поставщиков, ведение справочников брендов, единиц измерения и синонимов, правка карточек товаров.</w:t>
+              <w:t xml:space="preserve">Загрузка и обновление прайсов поставщиков, ведение справочников брендов и единиц измерения, правка карточек товаров.</w:t>
             </w:r>
           </w:p>
         </w:tc>
@@ -808,7 +822,7 @@
           <w:sz w:val="21"/>
           <w:szCs w:val="21"/>
         </w:rPr>
-        <w:t xml:space="preserve">4.2. Номенклатура: единая база товарных позиций всех поставщиков. Для каждой позиции хранятся поставщик, бренд, наименование в исходном виде, нормализованное наименование, артикул (если удалось выделить), товарная группа, единица измерения, цена в долларах США, цена в сумах, курс, по которому рассчитана цена в сумах, дата загрузки.</w:t>
+        <w:t xml:space="preserve">4.2. Номенклатура: единая база товарных позиций всех поставщиков. Для каждой позиции хранятся поставщик, бренд, наименование в исходном виде, нормализованное наименование, товарная группа, единица измерения, цена в долларах США, цена в сумах, курс поставщика, по которому рассчитана цена в сумах (у разных поставщиков курс может быть разным), дата загрузки.</w:t>
       </w:r>
     </w:p>
     <w:p>
@@ -993,7 +1007,7 @@
           <w:sz w:val="21"/>
           <w:szCs w:val="21"/>
         </w:rPr>
-        <w:t xml:space="preserve">5.3. Базовый формат прайса, к которому Заказчик приводит прайсы поставщиков: ячейка с курсом (в образце E1), строка заголовков «Бренд | Наименование продукции | Ед изм | Цена опт $ | Цена опт сум», далее строки с позициями. Цена в сумах в образце рассчитана как цена в долларах, умноженная на курс.</w:t>
+        <w:t xml:space="preserve">5.3. Базовый формат прайса, к которому Заказчик приводит прайсы поставщиков: ячейка с курсом (в образце E1), строка заголовков «Бренд | Наименование продукции | Ед изм | Цена опт $ | Цена опт сум», далее строки с позициями. Формула расчета цены в сумах задается отдельно для каждого поставщика.</w:t>
       </w:r>
     </w:p>
     <w:p>
@@ -1121,21 +1135,21 @@
           <w:sz w:val="21"/>
           <w:szCs w:val="21"/>
         </w:rPr>
-        <w:t xml:space="preserve">дубли наименований внутри одного прайса выводятся пользователю с выбором, какую строку оставить.</w:t>
-      </w:r>
-    </w:p>
-    <w:p>
-      <w:pPr>
-        <w:spacing w:after="100" w:line="276"/>
-        <w:jc w:val="both"/>
-      </w:pPr>
-      <w:r>
-        <w:rPr>
-          <w:rFonts w:ascii="Arial" w:cs="Arial" w:eastAsia="Arial" w:hAnsi="Arial"/>
-          <w:sz w:val="21"/>
-          <w:szCs w:val="21"/>
-        </w:rPr>
-        <w:t xml:space="preserve">5.8. Курс: цена в сумах берется из прайса либо пересчитывается по курсу из прайса или по курсу, заданному в настройках. Порядок выбирается в настройках поставщика.</w:t>
+        <w:t xml:space="preserve">дубли наименований внутри одного прайса выводятся пользователю с выбором, какую строку оставить для КП; можно оставить несколько вариантов разных производителей, чтобы окончательный выбор сделал клиент Заказчика.</w:t>
+      </w:r>
+    </w:p>
+    <w:p>
+      <w:pPr>
+        <w:spacing w:after="100" w:line="276"/>
+        <w:jc w:val="both"/>
+      </w:pPr>
+      <w:r>
+        <w:rPr>
+          <w:rFonts w:ascii="Arial" w:cs="Arial" w:eastAsia="Arial" w:hAnsi="Arial"/>
+          <w:sz w:val="21"/>
+          <w:szCs w:val="21"/>
+        </w:rPr>
+        <w:t xml:space="preserve">5.8. Курс и формула: для каждого поставщика в его настройках задаются свой курс доллара и своя формула расчета цены в сумах. Цена в сумах берется из прайса либо пересчитывается по курсу и формуле поставщика. Смена курса одного поставщика пересчитывает цены только этого поставщика.</w:t>
       </w:r>
     </w:p>
     <w:p>
@@ -1262,7 +1276,7 @@
           <w:sz w:val="21"/>
           <w:szCs w:val="21"/>
         </w:rPr>
-        <w:t xml:space="preserve">6.3. Для каждой строки заявки Система находит до 5 подходящих позиций из Номенклатуры, по возможности разных брендов и поставщиков, и сортирует их по степени совпадения. Для каждого варианта показываются бренд, поставщик, наименование, единица, цена закупки, дата прайса и отметка о степени совпадения (точное совпадение, близкий аналог, требует проверки).</w:t>
+        <w:t xml:space="preserve">6.3. Для каждой строки заявки Система находит до 10 подходящих позиций из Номенклатуры, по возможности разных брендов и поставщиков, и сортирует их по степени совпадения. Для каждого варианта показываются бренд, поставщик, наименование, единица, цена закупки, дата прайса и отметка о степени совпадения (точное совпадение, близкий аналог, требует проверки).</w:t>
       </w:r>
     </w:p>
     <w:p>
@@ -1418,7 +1432,21 @@
           <w:sz w:val="21"/>
           <w:szCs w:val="21"/>
         </w:rPr>
-        <w:t xml:space="preserve">6.9. Критерий качества подбора проверяется на приемке (раздел 12): на контрольном наборе из 10 реальных заявок Заказчика правильная позиция или приемлемый аналог должен входить в первые 5 предложенных вариантов не менее чем в 80% строк, для которых такой товар есть в базе.</w:t>
+        <w:t xml:space="preserve">6.9. Критерий качества подбора проверяется на приемке (раздел 13): на контрольном наборе из 10 реальных заявок Заказчика правильная позиция или приемлемый аналог должен входить в первые 10 предложенных вариантов не менее чем в 80% строк, для которых такой товар есть в базе.</w:t>
+      </w:r>
+    </w:p>
+    <w:p>
+      <w:pPr>
+        <w:spacing w:after="100" w:line="276"/>
+        <w:jc w:val="both"/>
+      </w:pPr>
+      <w:r>
+        <w:rPr>
+          <w:rFonts w:ascii="Arial" w:cs="Arial" w:eastAsia="Arial" w:hAnsi="Arial"/>
+          <w:sz w:val="21"/>
+          <w:szCs w:val="21"/>
+        </w:rPr>
+        <w:t xml:space="preserve">6.10. Ручные связи между позициями разных производителей. Пользователь может вручную объединять позиции в группы взаимозаменяемых и отмечать позиции, которые похожи по названию, но не взаимозаменяемы. Пример: реле РТ-40/20 не равно РТ-40/10, но РТ-40/20, РСТ-11-24, РСТ-13-24, РТ140/20, РСТ-40/20 и РСТ-40М-20 взаимозаменяемы. Установленные связи используются при следующих подборах: позиции из одной группы предлагаются вместе, а отмеченные как невзаимозаменяемые не предлагаются друг вместо друга. Так система учится на решениях сотрудников Заказчика.</w:t>
       </w:r>
     </w:p>
     <w:p>
@@ -1449,7 +1477,7 @@
           <w:sz w:val="21"/>
           <w:szCs w:val="21"/>
         </w:rPr>
-        <w:t xml:space="preserve">7.1. Шапка КП заполняется автоматически: логотип, реквизиты и банковские реквизиты Заказчика, номер исходящего, дата, получатель (клиент), текст обращения со ссылкой на дату заявки клиента.</w:t>
+        <w:t xml:space="preserve">7.1. Шапка КП заполняется автоматически: логотип, реквизиты и банковские реквизиты Заказчика, номер исходящего, дата, получатель (клиент), текст обращения со ссылкой на дату и (или) номер заявки клиента.</w:t>
       </w:r>
     </w:p>
     <w:p>
@@ -1559,7 +1587,7 @@
           <w:sz w:val="21"/>
           <w:szCs w:val="21"/>
         </w:rPr>
-        <w:t xml:space="preserve">НДС рассчитывается по ставке из настроек (12%) с выбором в настройках, включен ли НДС в цену или начисляется сверху;</w:t>
+        <w:t xml:space="preserve">НДС рассчитывается по ставке из настроек (по умолчанию 12%, ставку можно изменить) с выбором в настройках, включен ли НДС в цену или начисляется сверху;</w:t>
       </w:r>
     </w:p>
     <w:p>
@@ -1595,7 +1623,7 @@
           <w:sz w:val="21"/>
           <w:szCs w:val="21"/>
         </w:rPr>
-        <w:t xml:space="preserve">итоговая строка содержит сумму без НДС, сумму НДС и сумму с НДС, а также сумму прописью.</w:t>
+        <w:t xml:space="preserve">итоговая строка содержит сумму без НДС, сумму НДС и сумму с НДС, а также сумму прописью. Если на строку заявки выведено несколько альтернатив (п. 7.4), в итог включается альтернатива с минимальной ценой, а при выборе клиентом другой альтернативы менеджер отмечает ее, и итог пересчитывается.</w:t>
       </w:r>
     </w:p>
     <w:p>
@@ -1665,7 +1693,21 @@
           <w:sz w:val="21"/>
           <w:szCs w:val="21"/>
         </w:rPr>
-        <w:t xml:space="preserve">7.10. Новое оформление КП разрабатывает Исполнитель на основе фирменного стиля Заказчика. Исполнитель предлагает 2 варианта макета, Заказчик выбирает один, по нему допускается до 2 кругов правок. Логотип и фирменные цвета предоставляет Заказчик.</w:t>
+        <w:t xml:space="preserve">7.10. Отправка КП клиенту в Telegram прямо из Системы: PDF файл КП отправляет Telegram-бот Заказчика. Ограничение Telegram: бот может написать клиенту только после того, как клиент один раз запустил бота (например по ссылке или QR-коду в КП). Если клиент бота не запускал, Система отправляет PDF в Telegram менеджеру для пересылки клиенту. Бот регистрирует Заказчик, настройку выполняет Исполнитель.</w:t>
+      </w:r>
+    </w:p>
+    <w:p>
+      <w:pPr>
+        <w:spacing w:after="100" w:line="276"/>
+        <w:jc w:val="both"/>
+      </w:pPr>
+      <w:r>
+        <w:rPr>
+          <w:rFonts w:ascii="Arial" w:cs="Arial" w:eastAsia="Arial" w:hAnsi="Arial"/>
+          <w:sz w:val="21"/>
+          <w:szCs w:val="21"/>
+        </w:rPr>
+        <w:t xml:space="preserve">7.11. Новое оформление КП разрабатывает Исполнитель на основе фирменного стиля Заказчика. Исполнитель предлагает 2 варианта макета, Заказчик выбирает один, по нему допускается до 2 кругов правок. Логотип и фирменные цвета предоставляет Заказчик.</w:t>
       </w:r>
     </w:p>
     <w:p>
@@ -1755,63 +1797,63 @@
           <w:sz w:val="24"/>
           <w:szCs w:val="24"/>
         </w:rPr>
-        <w:t xml:space="preserve">9. Требования к размещению на Synology DS225+</w:t>
-      </w:r>
-    </w:p>
-    <w:p>
-      <w:pPr>
-        <w:spacing w:after="100" w:line="276"/>
-        <w:jc w:val="both"/>
-      </w:pPr>
-      <w:r>
-        <w:rPr>
-          <w:rFonts w:ascii="Arial" w:cs="Arial" w:eastAsia="Arial" w:hAnsi="Arial"/>
-          <w:sz w:val="21"/>
-          <w:szCs w:val="21"/>
-        </w:rPr>
-        <w:t xml:space="preserve">9.1. Система размещается на сетевом хранилище Заказчика Synology DiskStation DS225+ (RAID-1, 8 ТБ) и работает в локальной сети офиса.</w:t>
-      </w:r>
-    </w:p>
-    <w:p>
-      <w:pPr>
-        <w:spacing w:after="100" w:line="276"/>
-        <w:jc w:val="both"/>
-      </w:pPr>
-      <w:r>
-        <w:rPr>
-          <w:rFonts w:ascii="Arial" w:cs="Arial" w:eastAsia="Arial" w:hAnsi="Arial"/>
-          <w:sz w:val="21"/>
-          <w:szCs w:val="21"/>
-        </w:rPr>
-        <w:t xml:space="preserve">9.2. Система поставляется в виде контейнеров Docker и запускается через Container Manager из состава DSM. Отдельный сервер не требуется.</w:t>
-      </w:r>
-    </w:p>
-    <w:p>
-      <w:pPr>
-        <w:spacing w:after="100" w:line="276"/>
-        <w:jc w:val="both"/>
-      </w:pPr>
-      <w:r>
-        <w:rPr>
-          <w:rFonts w:ascii="Arial" w:cs="Arial" w:eastAsia="Arial" w:hAnsi="Arial"/>
-          <w:sz w:val="21"/>
-          <w:szCs w:val="21"/>
-        </w:rPr>
-        <w:t xml:space="preserve">9.3. Состав: веб-приложение, база данных PostgreSQL, модуль полнотекстового поиска, планировщик резервного копирования. Все данные хранятся на томе RAID-1.</w:t>
-      </w:r>
-    </w:p>
-    <w:p>
-      <w:pPr>
-        <w:spacing w:after="100" w:line="276"/>
-        <w:jc w:val="both"/>
-      </w:pPr>
-      <w:r>
-        <w:rPr>
-          <w:rFonts w:ascii="Arial" w:cs="Arial" w:eastAsia="Arial" w:hAnsi="Arial"/>
-          <w:sz w:val="21"/>
-          <w:szCs w:val="21"/>
-        </w:rPr>
-        <w:t xml:space="preserve">9.4. Рекомендуемая доработка оборудования Заказчиком до начала этапа 6: увеличение оперативной памяти хранилища с 2 ГБ до 6 ГБ или более (установка модуля DDR4 SO-DIMM в свободный слот). На 2 ГБ Система запустится, но одновременная работа DSM, базы данных и поиска на 100 000 позиций будет медленной. Модуль памяти приобретает Заказчик.</w:t>
+        <w:t xml:space="preserve">9. Требования к размещению</w:t>
+      </w:r>
+    </w:p>
+    <w:p>
+      <w:pPr>
+        <w:spacing w:after="100" w:line="276"/>
+        <w:jc w:val="both"/>
+      </w:pPr>
+      <w:r>
+        <w:rPr>
+          <w:rFonts w:ascii="Arial" w:cs="Arial" w:eastAsia="Arial" w:hAnsi="Arial"/>
+          <w:sz w:val="21"/>
+          <w:szCs w:val="21"/>
+        </w:rPr>
+        <w:t xml:space="preserve">9.1. Система размещается на сетевом хранилище Заказчика Synology DiskStation DS225+ (RAID-1, 8 ТБ) и работает в локальной сети офиса либо, по выбору Заказчика, на стороннем сервере, арендованном Заказчиком. Установку и настройку в обоих случаях выполняет Исполнитель.</w:t>
+      </w:r>
+    </w:p>
+    <w:p>
+      <w:pPr>
+        <w:spacing w:after="100" w:line="276"/>
+        <w:jc w:val="both"/>
+      </w:pPr>
+      <w:r>
+        <w:rPr>
+          <w:rFonts w:ascii="Arial" w:cs="Arial" w:eastAsia="Arial" w:hAnsi="Arial"/>
+          <w:sz w:val="21"/>
+          <w:szCs w:val="21"/>
+        </w:rPr>
+        <w:t xml:space="preserve">9.2. Система поставляется в виде контейнеров Docker. На Synology она запускается через Container Manager из состава DSM, на стороннем сервере через Docker под Linux (Ubuntu 22.04 или новее, не менее 2 ядер процессора, 4 ГБ оперативной памяти и 40 ГБ на диске).</w:t>
+      </w:r>
+    </w:p>
+    <w:p>
+      <w:pPr>
+        <w:spacing w:after="100" w:line="276"/>
+        <w:jc w:val="both"/>
+      </w:pPr>
+      <w:r>
+        <w:rPr>
+          <w:rFonts w:ascii="Arial" w:cs="Arial" w:eastAsia="Arial" w:hAnsi="Arial"/>
+          <w:sz w:val="21"/>
+          <w:szCs w:val="21"/>
+        </w:rPr>
+        <w:t xml:space="preserve">9.3. Состав: веб-приложение, база данных PostgreSQL, модуль полнотекстового поиска, планировщик резервного копирования. На Synology все данные хранятся на томе RAID-1.</w:t>
+      </w:r>
+    </w:p>
+    <w:p>
+      <w:pPr>
+        <w:spacing w:after="100" w:line="276"/>
+        <w:jc w:val="both"/>
+      </w:pPr>
+      <w:r>
+        <w:rPr>
+          <w:rFonts w:ascii="Arial" w:cs="Arial" w:eastAsia="Arial" w:hAnsi="Arial"/>
+          <w:sz w:val="21"/>
+          <w:szCs w:val="21"/>
+        </w:rPr>
+        <w:t xml:space="preserve">9.4. При размещении на Synology рекомендуемая доработка оборудования Заказчиком до начала этапа 6: увеличение оперативной памяти хранилища с 2 ГБ до 6 ГБ или более (установка модуля DDR4 SO-DIMM в свободный слот). На 2 ГБ Система запустится, но одновременная работа DSM, базы данных и поиска на 100 000 позиций будет медленной. Модуль памяти приобретает Заказчик.</w:t>
       </w:r>
     </w:p>
     <w:p>
@@ -1839,7 +1881,7 @@
           <w:sz w:val="21"/>
           <w:szCs w:val="21"/>
         </w:rPr>
-        <w:t xml:space="preserve">9.6. Удаленный доступ к Системе из-за пределов офиса не входит в объем работ. Если он потребуется, он настраивается отдельно через VPN.</w:t>
+        <w:t xml:space="preserve">9.6. При размещении на Synology удаленный доступ к Системе из-за пределов офиса не входит в объем работ и при необходимости настраивается отдельно через VPN. При размещении на стороннем сервере доступ к Системе открывается по защищенному соединению (HTTPS) только с IP-адресов офиса Заказчика или через VPN.</w:t>
       </w:r>
     </w:p>
     <w:p>
@@ -1912,7 +1954,7 @@
           <w:sz w:val="21"/>
           <w:szCs w:val="21"/>
         </w:rPr>
-        <w:t xml:space="preserve">10.3. Доступ к Системе открыт только из локальной сети офиса. Порты Системы не публикуются в интернет.</w:t>
+        <w:t xml:space="preserve">10.3. На Synology доступ к Системе открыт только из локальной сети офиса, порты Системы не публикуются в интернет. На стороннем сервере доступ ограничивается согласно п. 9.6, база данных извне недоступна.</w:t>
       </w:r>
     </w:p>
     <w:p>
@@ -1940,7 +1982,7 @@
           <w:sz w:val="21"/>
           <w:szCs w:val="21"/>
         </w:rPr>
-        <w:t xml:space="preserve">10.5. Копии сохраняются на отдельную папку хранилища и дополнительно на внешний носитель или в облачное хранилище по выбору Заказчика (средствами Hyper Backup). RAID-1 защищает от отказа одного диска, но не от удаления данных, ошибки пользователя или вируса, поэтому вторая копия вне хранилища обязательна.</w:t>
+        <w:t xml:space="preserve">10.5. Копии сохраняются в отдельную папку на сервере и дополнительно на внешний носитель или в облачное хранилище по выбору Заказчика (на Synology средствами Hyper Backup). RAID-1 защищает от отказа одного диска, но не от удаления данных, ошибки пользователя или вируса, поэтому вторая копия вне хранилища обязательна.</w:t>
       </w:r>
     </w:p>
     <w:p>
@@ -1999,21 +2041,21 @@
           <w:sz w:val="21"/>
           <w:szCs w:val="21"/>
         </w:rPr>
-        <w:t xml:space="preserve">11.1. Удаленный доступ Исполнителя к хранилищу и компьютеру администратора осуществляется через AnyDesk. Подключение выполняется с подтверждением со стороны Заказчика либо по паролю неконтролируемого доступа, который Заказчик может сменить в любой момент.</w:t>
-      </w:r>
-    </w:p>
-    <w:p>
-      <w:pPr>
-        <w:spacing w:after="100" w:line="276"/>
-        <w:jc w:val="both"/>
-      </w:pPr>
-      <w:r>
-        <w:rPr>
-          <w:rFonts w:ascii="Arial" w:cs="Arial" w:eastAsia="Arial" w:hAnsi="Arial"/>
-          <w:sz w:val="21"/>
-          <w:szCs w:val="21"/>
-        </w:rPr>
-        <w:t xml:space="preserve">11.2. Гарантийный период: 3 месяца с даты подписания акта приемки этапа 6. В этот период Исполнитель бесплатно исправляет ошибки, то есть несоответствия Системы настоящему ТЗ.</w:t>
+        <w:t xml:space="preserve">11.1. Удаленный доступ Исполнителя к серверу и компьютеру администратора осуществляется через AnyDesk. Подключение выполняется с подтверждением со стороны Заказчика либо по паролю неконтролируемого доступа, который Заказчик может сменить в любой момент.</w:t>
+      </w:r>
+    </w:p>
+    <w:p>
+      <w:pPr>
+        <w:spacing w:after="100" w:line="276"/>
+        <w:jc w:val="both"/>
+      </w:pPr>
+      <w:r>
+        <w:rPr>
+          <w:rFonts w:ascii="Arial" w:cs="Arial" w:eastAsia="Arial" w:hAnsi="Arial"/>
+          <w:sz w:val="21"/>
+          <w:szCs w:val="21"/>
+        </w:rPr>
+        <w:t xml:space="preserve">11.2. Гарантийный период: 3 месяца с даты подписания итогового акта. В этот период Исполнитель бесплатно исправляет ошибки, то есть несоответствия Системы настоящему ТЗ.</w:t>
       </w:r>
     </w:p>
     <w:p>
@@ -2074,9 +2116,10 @@
         </w:tblBorders>
       </w:tblPr>
       <w:tblGrid>
-        <w:gridCol w:w="2156"/>
-        <w:gridCol w:w="4448"/>
-        <w:gridCol w:w="3034"/>
+        <w:gridCol w:w="1903"/>
+        <w:gridCol w:w="3926"/>
+        <w:gridCol w:w="1130"/>
+        <w:gridCol w:w="2679"/>
       </w:tblGrid>
       <w:tr>
         <w:trPr>
@@ -2084,7 +2127,7 @@
         </w:trPr>
         <w:tc>
           <w:tcPr>
-            <w:tcW w:type="dxa" w:w="2156"/>
+            <w:tcW w:type="dxa" w:w="1903"/>
             <w:tcBorders>
               <w:top w:val="single" w:color="A0A0A0" w:sz="4"/>
               <w:left w:val="single" w:color="A0A0A0" w:sz="4"/>
@@ -2117,7 +2160,7 @@
         </w:tc>
         <w:tc>
           <w:tcPr>
-            <w:tcW w:type="dxa" w:w="4448"/>
+            <w:tcW w:type="dxa" w:w="3926"/>
             <w:tcBorders>
               <w:top w:val="single" w:color="A0A0A0" w:sz="4"/>
               <w:left w:val="single" w:color="A0A0A0" w:sz="4"/>
@@ -2150,7 +2193,40 @@
         </w:tc>
         <w:tc>
           <w:tcPr>
-            <w:tcW w:type="dxa" w:w="3034"/>
+            <w:tcW w:type="dxa" w:w="1130"/>
+            <w:tcBorders>
+              <w:top w:val="single" w:color="A0A0A0" w:sz="4"/>
+              <w:left w:val="single" w:color="A0A0A0" w:sz="4"/>
+              <w:bottom w:val="single" w:color="A0A0A0" w:sz="4"/>
+              <w:right w:val="single" w:color="A0A0A0" w:sz="4"/>
+            </w:tcBorders>
+            <w:shd w:fill="E8EDF2" w:color="auto" w:val="clear"/>
+            <w:tcMar>
+              <w:top w:type="dxa" w:w="60"/>
+              <w:left w:type="dxa" w:w="100"/>
+              <w:bottom w:type="dxa" w:w="60"/>
+              <w:right w:type="dxa" w:w="100"/>
+            </w:tcMar>
+          </w:tcPr>
+          <w:p>
+            <w:pPr>
+              <w:jc w:val="left"/>
+            </w:pPr>
+            <w:r>
+              <w:rPr>
+                <w:rFonts w:ascii="Arial" w:cs="Arial" w:eastAsia="Arial" w:hAnsi="Arial"/>
+                <w:b/>
+                <w:bCs/>
+                <w:sz w:val="19"/>
+                <w:szCs w:val="19"/>
+              </w:rPr>
+              <w:t xml:space="preserve">Срок</w:t>
+            </w:r>
+          </w:p>
+        </w:tc>
+        <w:tc>
+          <w:tcPr>
+            <w:tcW w:type="dxa" w:w="2679"/>
             <w:tcBorders>
               <w:top w:val="single" w:color="A0A0A0" w:sz="4"/>
               <w:left w:val="single" w:color="A0A0A0" w:sz="4"/>
@@ -2188,7 +2264,7 @@
         </w:trPr>
         <w:tc>
           <w:tcPr>
-            <w:tcW w:type="dxa" w:w="2156"/>
+            <w:tcW w:type="dxa" w:w="1903"/>
             <w:tcBorders>
               <w:top w:val="single" w:color="A0A0A0" w:sz="4"/>
               <w:left w:val="single" w:color="A0A0A0" w:sz="4"/>
@@ -2220,7 +2296,7 @@
         </w:tc>
         <w:tc>
           <w:tcPr>
-            <w:tcW w:type="dxa" w:w="4448"/>
+            <w:tcW w:type="dxa" w:w="3926"/>
             <w:tcBorders>
               <w:top w:val="single" w:color="A0A0A0" w:sz="4"/>
               <w:left w:val="single" w:color="A0A0A0" w:sz="4"/>
@@ -2252,7 +2328,39 @@
         </w:tc>
         <w:tc>
           <w:tcPr>
-            <w:tcW w:type="dxa" w:w="3034"/>
+            <w:tcW w:type="dxa" w:w="1130"/>
+            <w:tcBorders>
+              <w:top w:val="single" w:color="A0A0A0" w:sz="4"/>
+              <w:left w:val="single" w:color="A0A0A0" w:sz="4"/>
+              <w:bottom w:val="single" w:color="A0A0A0" w:sz="4"/>
+              <w:right w:val="single" w:color="A0A0A0" w:sz="4"/>
+            </w:tcBorders>
+            <w:tcMar>
+              <w:top w:type="dxa" w:w="60"/>
+              <w:left w:type="dxa" w:w="100"/>
+              <w:bottom w:type="dxa" w:w="60"/>
+              <w:right w:type="dxa" w:w="100"/>
+            </w:tcMar>
+          </w:tcPr>
+          <w:p>
+            <w:pPr>
+              <w:jc w:val="left"/>
+            </w:pPr>
+            <w:r>
+              <w:rPr>
+                <w:rFonts w:ascii="Arial" w:cs="Arial" w:eastAsia="Arial" w:hAnsi="Arial"/>
+                <w:b w:val="false"/>
+                <w:bCs w:val="false"/>
+                <w:sz w:val="19"/>
+                <w:szCs w:val="19"/>
+              </w:rPr>
+              <w:t xml:space="preserve">3 рабочих дня</w:t>
+            </w:r>
+          </w:p>
+        </w:tc>
+        <w:tc>
+          <w:tcPr>
+            <w:tcW w:type="dxa" w:w="2679"/>
             <w:tcBorders>
               <w:top w:val="single" w:color="A0A0A0" w:sz="4"/>
               <w:left w:val="single" w:color="A0A0A0" w:sz="4"/>
@@ -2289,7 +2397,7 @@
         </w:trPr>
         <w:tc>
           <w:tcPr>
-            <w:tcW w:type="dxa" w:w="2156"/>
+            <w:tcW w:type="dxa" w:w="1903"/>
             <w:tcBorders>
               <w:top w:val="single" w:color="A0A0A0" w:sz="4"/>
               <w:left w:val="single" w:color="A0A0A0" w:sz="4"/>
@@ -2321,7 +2429,7 @@
         </w:tc>
         <w:tc>
           <w:tcPr>
-            <w:tcW w:type="dxa" w:w="4448"/>
+            <w:tcW w:type="dxa" w:w="3926"/>
             <w:tcBorders>
               <w:top w:val="single" w:color="A0A0A0" w:sz="4"/>
               <w:left w:val="single" w:color="A0A0A0" w:sz="4"/>
@@ -2347,13 +2455,45 @@
                 <w:sz w:val="19"/>
                 <w:szCs w:val="19"/>
               </w:rPr>
-              <w:t xml:space="preserve">Структура базы, справочник поставщиков, загрузка с сопоставлением колонок, нормализация, предварительный отчет</w:t>
+              <w:t xml:space="preserve">Структура базы, справочник поставщиков, курсы и формулы поставщиков, загрузка с сопоставлением колонок, нормализация, предварительный отчет</w:t>
             </w:r>
           </w:p>
         </w:tc>
         <w:tc>
           <w:tcPr>
-            <w:tcW w:type="dxa" w:w="3034"/>
+            <w:tcW w:type="dxa" w:w="1130"/>
+            <w:tcBorders>
+              <w:top w:val="single" w:color="A0A0A0" w:sz="4"/>
+              <w:left w:val="single" w:color="A0A0A0" w:sz="4"/>
+              <w:bottom w:val="single" w:color="A0A0A0" w:sz="4"/>
+              <w:right w:val="single" w:color="A0A0A0" w:sz="4"/>
+            </w:tcBorders>
+            <w:tcMar>
+              <w:top w:type="dxa" w:w="60"/>
+              <w:left w:type="dxa" w:w="100"/>
+              <w:bottom w:type="dxa" w:w="60"/>
+              <w:right w:type="dxa" w:w="100"/>
+            </w:tcMar>
+          </w:tcPr>
+          <w:p>
+            <w:pPr>
+              <w:jc w:val="left"/>
+            </w:pPr>
+            <w:r>
+              <w:rPr>
+                <w:rFonts w:ascii="Arial" w:cs="Arial" w:eastAsia="Arial" w:hAnsi="Arial"/>
+                <w:b w:val="false"/>
+                <w:bCs w:val="false"/>
+                <w:sz w:val="19"/>
+                <w:szCs w:val="19"/>
+              </w:rPr>
+              <w:t xml:space="preserve">1 неделя</w:t>
+            </w:r>
+          </w:p>
+        </w:tc>
+        <w:tc>
+          <w:tcPr>
+            <w:tcW w:type="dxa" w:w="2679"/>
             <w:tcBorders>
               <w:top w:val="single" w:color="A0A0A0" w:sz="4"/>
               <w:left w:val="single" w:color="A0A0A0" w:sz="4"/>
@@ -2390,7 +2530,7 @@
         </w:trPr>
         <w:tc>
           <w:tcPr>
-            <w:tcW w:type="dxa" w:w="2156"/>
+            <w:tcW w:type="dxa" w:w="1903"/>
             <w:tcBorders>
               <w:top w:val="single" w:color="A0A0A0" w:sz="4"/>
               <w:left w:val="single" w:color="A0A0A0" w:sz="4"/>
@@ -2422,7 +2562,7 @@
         </w:tc>
         <w:tc>
           <w:tcPr>
-            <w:tcW w:type="dxa" w:w="4448"/>
+            <w:tcW w:type="dxa" w:w="3926"/>
             <w:tcBorders>
               <w:top w:val="single" w:color="A0A0A0" w:sz="4"/>
               <w:left w:val="single" w:color="A0A0A0" w:sz="4"/>
@@ -2448,13 +2588,45 @@
                 <w:sz w:val="19"/>
                 <w:szCs w:val="19"/>
               </w:rPr>
-              <w:t xml:space="preserve">Полнотекстовый поиск, синонимы, разбор параметров, соответствие серий, запоминание выбора менеджера</w:t>
+              <w:t xml:space="preserve">Полнотекстовый поиск, синонимы, разбор параметров, соответствие серий, ручные связи позиций, запоминание выбора менеджера</w:t>
             </w:r>
           </w:p>
         </w:tc>
         <w:tc>
           <w:tcPr>
-            <w:tcW w:type="dxa" w:w="3034"/>
+            <w:tcW w:type="dxa" w:w="1130"/>
+            <w:tcBorders>
+              <w:top w:val="single" w:color="A0A0A0" w:sz="4"/>
+              <w:left w:val="single" w:color="A0A0A0" w:sz="4"/>
+              <w:bottom w:val="single" w:color="A0A0A0" w:sz="4"/>
+              <w:right w:val="single" w:color="A0A0A0" w:sz="4"/>
+            </w:tcBorders>
+            <w:tcMar>
+              <w:top w:type="dxa" w:w="60"/>
+              <w:left w:type="dxa" w:w="100"/>
+              <w:bottom w:type="dxa" w:w="60"/>
+              <w:right w:type="dxa" w:w="100"/>
+            </w:tcMar>
+          </w:tcPr>
+          <w:p>
+            <w:pPr>
+              <w:jc w:val="left"/>
+            </w:pPr>
+            <w:r>
+              <w:rPr>
+                <w:rFonts w:ascii="Arial" w:cs="Arial" w:eastAsia="Arial" w:hAnsi="Arial"/>
+                <w:b w:val="false"/>
+                <w:bCs w:val="false"/>
+                <w:sz w:val="19"/>
+                <w:szCs w:val="19"/>
+              </w:rPr>
+              <w:t xml:space="preserve">1,5 недели</w:t>
+            </w:r>
+          </w:p>
+        </w:tc>
+        <w:tc>
+          <w:tcPr>
+            <w:tcW w:type="dxa" w:w="2679"/>
             <w:tcBorders>
               <w:top w:val="single" w:color="A0A0A0" w:sz="4"/>
               <w:left w:val="single" w:color="A0A0A0" w:sz="4"/>
@@ -2491,7 +2663,7 @@
         </w:trPr>
         <w:tc>
           <w:tcPr>
-            <w:tcW w:type="dxa" w:w="2156"/>
+            <w:tcW w:type="dxa" w:w="1903"/>
             <w:tcBorders>
               <w:top w:val="single" w:color="A0A0A0" w:sz="4"/>
               <w:left w:val="single" w:color="A0A0A0" w:sz="4"/>
@@ -2523,7 +2695,7 @@
         </w:tc>
         <w:tc>
           <w:tcPr>
-            <w:tcW w:type="dxa" w:w="4448"/>
+            <w:tcW w:type="dxa" w:w="3926"/>
             <w:tcBorders>
               <w:top w:val="single" w:color="A0A0A0" w:sz="4"/>
               <w:left w:val="single" w:color="A0A0A0" w:sz="4"/>
@@ -2549,13 +2721,45 @@
                 <w:sz w:val="19"/>
                 <w:szCs w:val="19"/>
               </w:rPr>
-              <w:t xml:space="preserve">Конструктор КП, расчеты, нумерация, выгрузка PDF и Excel, история КП, клиенты</w:t>
+              <w:t xml:space="preserve">Конструктор КП, расчеты, нумерация, выгрузка PDF и Excel, отправка в Telegram, история КП, клиенты</w:t>
             </w:r>
           </w:p>
         </w:tc>
         <w:tc>
           <w:tcPr>
-            <w:tcW w:type="dxa" w:w="3034"/>
+            <w:tcW w:type="dxa" w:w="1130"/>
+            <w:tcBorders>
+              <w:top w:val="single" w:color="A0A0A0" w:sz="4"/>
+              <w:left w:val="single" w:color="A0A0A0" w:sz="4"/>
+              <w:bottom w:val="single" w:color="A0A0A0" w:sz="4"/>
+              <w:right w:val="single" w:color="A0A0A0" w:sz="4"/>
+            </w:tcBorders>
+            <w:tcMar>
+              <w:top w:type="dxa" w:w="60"/>
+              <w:left w:type="dxa" w:w="100"/>
+              <w:bottom w:type="dxa" w:w="60"/>
+              <w:right w:type="dxa" w:w="100"/>
+            </w:tcMar>
+          </w:tcPr>
+          <w:p>
+            <w:pPr>
+              <w:jc w:val="left"/>
+            </w:pPr>
+            <w:r>
+              <w:rPr>
+                <w:rFonts w:ascii="Arial" w:cs="Arial" w:eastAsia="Arial" w:hAnsi="Arial"/>
+                <w:b w:val="false"/>
+                <w:bCs w:val="false"/>
+                <w:sz w:val="19"/>
+                <w:szCs w:val="19"/>
+              </w:rPr>
+              <w:t xml:space="preserve">1 неделя</w:t>
+            </w:r>
+          </w:p>
+        </w:tc>
+        <w:tc>
+          <w:tcPr>
+            <w:tcW w:type="dxa" w:w="2679"/>
             <w:tcBorders>
               <w:top w:val="single" w:color="A0A0A0" w:sz="4"/>
               <w:left w:val="single" w:color="A0A0A0" w:sz="4"/>
@@ -2592,7 +2796,7 @@
         </w:trPr>
         <w:tc>
           <w:tcPr>
-            <w:tcW w:type="dxa" w:w="2156"/>
+            <w:tcW w:type="dxa" w:w="1903"/>
             <w:tcBorders>
               <w:top w:val="single" w:color="A0A0A0" w:sz="4"/>
               <w:left w:val="single" w:color="A0A0A0" w:sz="4"/>
@@ -2624,7 +2828,7 @@
         </w:tc>
         <w:tc>
           <w:tcPr>
-            <w:tcW w:type="dxa" w:w="4448"/>
+            <w:tcW w:type="dxa" w:w="3926"/>
             <w:tcBorders>
               <w:top w:val="single" w:color="A0A0A0" w:sz="4"/>
               <w:left w:val="single" w:color="A0A0A0" w:sz="4"/>
@@ -2656,7 +2860,39 @@
         </w:tc>
         <w:tc>
           <w:tcPr>
-            <w:tcW w:type="dxa" w:w="3034"/>
+            <w:tcW w:type="dxa" w:w="1130"/>
+            <w:tcBorders>
+              <w:top w:val="single" w:color="A0A0A0" w:sz="4"/>
+              <w:left w:val="single" w:color="A0A0A0" w:sz="4"/>
+              <w:bottom w:val="single" w:color="A0A0A0" w:sz="4"/>
+              <w:right w:val="single" w:color="A0A0A0" w:sz="4"/>
+            </w:tcBorders>
+            <w:tcMar>
+              <w:top w:type="dxa" w:w="60"/>
+              <w:left w:type="dxa" w:w="100"/>
+              <w:bottom w:type="dxa" w:w="60"/>
+              <w:right w:type="dxa" w:w="100"/>
+            </w:tcMar>
+          </w:tcPr>
+          <w:p>
+            <w:pPr>
+              <w:jc w:val="left"/>
+            </w:pPr>
+            <w:r>
+              <w:rPr>
+                <w:rFonts w:ascii="Arial" w:cs="Arial" w:eastAsia="Arial" w:hAnsi="Arial"/>
+                <w:b w:val="false"/>
+                <w:bCs w:val="false"/>
+                <w:sz w:val="19"/>
+                <w:szCs w:val="19"/>
+              </w:rPr>
+              <w:t xml:space="preserve">3 рабочих дня</w:t>
+            </w:r>
+          </w:p>
+        </w:tc>
+        <w:tc>
+          <w:tcPr>
+            <w:tcW w:type="dxa" w:w="2679"/>
             <w:tcBorders>
               <w:top w:val="single" w:color="A0A0A0" w:sz="4"/>
               <w:left w:val="single" w:color="A0A0A0" w:sz="4"/>
@@ -2693,7 +2929,7 @@
         </w:trPr>
         <w:tc>
           <w:tcPr>
-            <w:tcW w:type="dxa" w:w="2156"/>
+            <w:tcW w:type="dxa" w:w="1903"/>
             <w:tcBorders>
               <w:top w:val="single" w:color="A0A0A0" w:sz="4"/>
               <w:left w:val="single" w:color="A0A0A0" w:sz="4"/>
@@ -2719,13 +2955,13 @@
                 <w:sz w:val="19"/>
                 <w:szCs w:val="19"/>
               </w:rPr>
-              <w:t xml:space="preserve">6. Развертывание и запуск</w:t>
+              <w:t xml:space="preserve">6. Установка и сдача</w:t>
             </w:r>
           </w:p>
         </w:tc>
         <w:tc>
           <w:tcPr>
-            <w:tcW w:type="dxa" w:w="4448"/>
+            <w:tcW w:type="dxa" w:w="3926"/>
             <w:tcBorders>
               <w:top w:val="single" w:color="A0A0A0" w:sz="4"/>
               <w:left w:val="single" w:color="A0A0A0" w:sz="4"/>
@@ -2751,13 +2987,13 @@
                 <w:sz w:val="19"/>
                 <w:szCs w:val="19"/>
               </w:rPr>
-              <w:t xml:space="preserve">Установка на DS225+, резервное копирование, обучение, опытная эксплуатация 2 недели</w:t>
+              <w:t xml:space="preserve">Установка на Synology DS225+ или сторонний сервер, резервное копирование, обучение</w:t>
             </w:r>
           </w:p>
         </w:tc>
         <w:tc>
           <w:tcPr>
-            <w:tcW w:type="dxa" w:w="3034"/>
+            <w:tcW w:type="dxa" w:w="1130"/>
             <w:tcBorders>
               <w:top w:val="single" w:color="A0A0A0" w:sz="4"/>
               <w:left w:val="single" w:color="A0A0A0" w:sz="4"/>
@@ -2783,7 +3019,172 @@
                 <w:sz w:val="19"/>
                 <w:szCs w:val="19"/>
               </w:rPr>
-              <w:t xml:space="preserve">Подписанный акт приемки</w:t>
+              <w:t xml:space="preserve">2 рабочих дня</w:t>
+            </w:r>
+          </w:p>
+        </w:tc>
+        <w:tc>
+          <w:tcPr>
+            <w:tcW w:type="dxa" w:w="2679"/>
+            <w:tcBorders>
+              <w:top w:val="single" w:color="A0A0A0" w:sz="4"/>
+              <w:left w:val="single" w:color="A0A0A0" w:sz="4"/>
+              <w:bottom w:val="single" w:color="A0A0A0" w:sz="4"/>
+              <w:right w:val="single" w:color="A0A0A0" w:sz="4"/>
+            </w:tcBorders>
+            <w:tcMar>
+              <w:top w:type="dxa" w:w="60"/>
+              <w:left w:type="dxa" w:w="100"/>
+              <w:bottom w:type="dxa" w:w="60"/>
+              <w:right w:type="dxa" w:w="100"/>
+            </w:tcMar>
+          </w:tcPr>
+          <w:p>
+            <w:pPr>
+              <w:jc w:val="left"/>
+            </w:pPr>
+            <w:r>
+              <w:rPr>
+                <w:rFonts w:ascii="Arial" w:cs="Arial" w:eastAsia="Arial" w:hAnsi="Arial"/>
+                <w:b w:val="false"/>
+                <w:bCs w:val="false"/>
+                <w:sz w:val="19"/>
+                <w:szCs w:val="19"/>
+              </w:rPr>
+              <w:t xml:space="preserve">Подписанный итоговый акт</w:t>
+            </w:r>
+          </w:p>
+        </w:tc>
+      </w:tr>
+      <w:tr>
+        <w:trPr>
+          <w:tblHeader w:val="false"/>
+        </w:trPr>
+        <w:tc>
+          <w:tcPr>
+            <w:tcW w:type="dxa" w:w="1903"/>
+            <w:tcBorders>
+              <w:top w:val="single" w:color="A0A0A0" w:sz="4"/>
+              <w:left w:val="single" w:color="A0A0A0" w:sz="4"/>
+              <w:bottom w:val="single" w:color="A0A0A0" w:sz="4"/>
+              <w:right w:val="single" w:color="A0A0A0" w:sz="4"/>
+            </w:tcBorders>
+            <w:tcMar>
+              <w:top w:type="dxa" w:w="60"/>
+              <w:left w:type="dxa" w:w="100"/>
+              <w:bottom w:type="dxa" w:w="60"/>
+              <w:right w:type="dxa" w:w="100"/>
+            </w:tcMar>
+          </w:tcPr>
+          <w:p>
+            <w:pPr>
+              <w:jc w:val="left"/>
+            </w:pPr>
+            <w:r>
+              <w:rPr>
+                <w:rFonts w:ascii="Arial" w:cs="Arial" w:eastAsia="Arial" w:hAnsi="Arial"/>
+                <w:b/>
+                <w:bCs/>
+                <w:sz w:val="19"/>
+                <w:szCs w:val="19"/>
+              </w:rPr>
+              <w:t xml:space="preserve">Итого</w:t>
+            </w:r>
+          </w:p>
+        </w:tc>
+        <w:tc>
+          <w:tcPr>
+            <w:tcW w:type="dxa" w:w="3926"/>
+            <w:tcBorders>
+              <w:top w:val="single" w:color="A0A0A0" w:sz="4"/>
+              <w:left w:val="single" w:color="A0A0A0" w:sz="4"/>
+              <w:bottom w:val="single" w:color="A0A0A0" w:sz="4"/>
+              <w:right w:val="single" w:color="A0A0A0" w:sz="4"/>
+            </w:tcBorders>
+            <w:tcMar>
+              <w:top w:type="dxa" w:w="60"/>
+              <w:left w:type="dxa" w:w="100"/>
+              <w:bottom w:type="dxa" w:w="60"/>
+              <w:right w:type="dxa" w:w="100"/>
+            </w:tcMar>
+          </w:tcPr>
+          <w:p>
+            <w:pPr>
+              <w:jc w:val="left"/>
+            </w:pPr>
+            <w:r>
+              <w:rPr>
+                <w:rFonts w:ascii="Arial" w:cs="Arial" w:eastAsia="Arial" w:hAnsi="Arial"/>
+                <w:b/>
+                <w:bCs/>
+                <w:sz w:val="19"/>
+                <w:szCs w:val="19"/>
+              </w:rPr>
+              <w:t xml:space="preserve"/>
+            </w:r>
+          </w:p>
+        </w:tc>
+        <w:tc>
+          <w:tcPr>
+            <w:tcW w:type="dxa" w:w="1130"/>
+            <w:tcBorders>
+              <w:top w:val="single" w:color="A0A0A0" w:sz="4"/>
+              <w:left w:val="single" w:color="A0A0A0" w:sz="4"/>
+              <w:bottom w:val="single" w:color="A0A0A0" w:sz="4"/>
+              <w:right w:val="single" w:color="A0A0A0" w:sz="4"/>
+            </w:tcBorders>
+            <w:tcMar>
+              <w:top w:type="dxa" w:w="60"/>
+              <w:left w:type="dxa" w:w="100"/>
+              <w:bottom w:type="dxa" w:w="60"/>
+              <w:right w:type="dxa" w:w="100"/>
+            </w:tcMar>
+          </w:tcPr>
+          <w:p>
+            <w:pPr>
+              <w:jc w:val="left"/>
+            </w:pPr>
+            <w:r>
+              <w:rPr>
+                <w:rFonts w:ascii="Arial" w:cs="Arial" w:eastAsia="Arial" w:hAnsi="Arial"/>
+                <w:b/>
+                <w:bCs/>
+                <w:sz w:val="19"/>
+                <w:szCs w:val="19"/>
+              </w:rPr>
+              <w:t xml:space="preserve">5 недель</w:t>
+            </w:r>
+          </w:p>
+        </w:tc>
+        <w:tc>
+          <w:tcPr>
+            <w:tcW w:type="dxa" w:w="2679"/>
+            <w:tcBorders>
+              <w:top w:val="single" w:color="A0A0A0" w:sz="4"/>
+              <w:left w:val="single" w:color="A0A0A0" w:sz="4"/>
+              <w:bottom w:val="single" w:color="A0A0A0" w:sz="4"/>
+              <w:right w:val="single" w:color="A0A0A0" w:sz="4"/>
+            </w:tcBorders>
+            <w:tcMar>
+              <w:top w:type="dxa" w:w="60"/>
+              <w:left w:type="dxa" w:w="100"/>
+              <w:bottom w:type="dxa" w:w="60"/>
+              <w:right w:type="dxa" w:w="100"/>
+            </w:tcMar>
+          </w:tcPr>
+          <w:p>
+            <w:pPr>
+              <w:jc w:val="left"/>
+            </w:pPr>
+            <w:r>
+              <w:rPr>
+                <w:rFonts w:ascii="Arial" w:cs="Arial" w:eastAsia="Arial" w:hAnsi="Arial"/>
+                <w:b/>
+                <w:bCs/>
+                <w:sz w:val="19"/>
+                <w:szCs w:val="19"/>
+              </w:rPr>
+              <w:t xml:space="preserve"/>
             </w:r>
           </w:p>
         </w:tc>
@@ -2805,6 +3206,20 @@
           <w:sz w:val="21"/>
           <w:szCs w:val="21"/>
         </w:rPr>
+        <w:t xml:space="preserve">Срок 5 недель считается в рабочих неделях с даты получения аванса и материалов по п. 14.2.</w:t>
+      </w:r>
+    </w:p>
+    <w:p>
+      <w:pPr>
+        <w:spacing w:after="100" w:line="276"/>
+        <w:jc w:val="both"/>
+      </w:pPr>
+      <w:r>
+        <w:rPr>
+          <w:rFonts w:ascii="Arial" w:cs="Arial" w:eastAsia="Arial" w:hAnsi="Arial"/>
+          <w:sz w:val="21"/>
+          <w:szCs w:val="21"/>
+        </w:rPr>
         <w:t xml:space="preserve">Опция: подбор аналогов с помощью ИИ (п. 6.5) выполняется после этапа 3 или после запуска, по решению Заказчика.</w:t>
       </w:r>
     </w:p>
@@ -2864,7 +3279,7 @@
           <w:sz w:val="21"/>
           <w:szCs w:val="21"/>
         </w:rPr>
-        <w:t xml:space="preserve">13.3. Опытная эксплуатация длится 2 недели после установки на хранилище Заказчика. Замечания, выявленные в этот период, устраняются в рамках этапа 6.</w:t>
+        <w:t xml:space="preserve">13.3. После подписания итогового акта следует опытная эксплуатация длительностью 2 недели. Ошибки, выявленные в этот период, Исполнитель устраняет без доплаты в рамках гарантии (п. 11.2).</w:t>
       </w:r>
     </w:p>
     <w:p>
@@ -2937,7 +3352,7 @@
           <w:sz w:val="21"/>
           <w:szCs w:val="21"/>
         </w:rPr>
-        <w:t xml:space="preserve">14.3. Обеспечить удаленный доступ через AnyDesk, учетную запись администратора DSM и при необходимости установить модуль оперативной памяти.</w:t>
+        <w:t xml:space="preserve">14.3. Обеспечить удаленный доступ через AnyDesk, учетную запись администратора DSM или доступ к стороннему серверу, при необходимости установить модуль оперативной памяти в Synology.</w:t>
       </w:r>
     </w:p>
     <w:p>
@@ -3018,7 +3433,7 @@
           <w:sz w:val="21"/>
           <w:szCs w:val="21"/>
         </w:rPr>
-        <w:t xml:space="preserve">новый дизайн шаблона КП (п. 7.10);</w:t>
+        <w:t xml:space="preserve">новый дизайн шаблона КП (п. 7.11);</w:t>
       </w:r>
     </w:p>
     <w:p>
@@ -3054,7 +3469,7 @@
           <w:sz w:val="21"/>
           <w:szCs w:val="21"/>
         </w:rPr>
-        <w:t xml:space="preserve">установка на Synology DS225+, настройка резервного копирования;</w:t>
+        <w:t xml:space="preserve">установка и настройка Системы на Synology DS225+ или на стороннем сервере Заказчика, настройка резервного копирования;</w:t>
       </w:r>
     </w:p>
     <w:p>
@@ -3158,7 +3573,7 @@
           <w:sz w:val="21"/>
           <w:szCs w:val="21"/>
         </w:rPr>
-        <w:t xml:space="preserve">ручная проверка и чистка всех 100 000 позиций Номенклатуры;</w:t>
+        <w:t xml:space="preserve">ручная проверка и исправление каждой из 100 000 позиций Номенклатуры силами Исполнителя (Система выводит позиции с ошибками и нераспознанными единицами для правки сотрудниками Заказчика, п. 5.5 и 5.7);</w:t>
       </w:r>
     </w:p>
     <w:p>
@@ -3212,7 +3627,7 @@
           <w:sz w:val="21"/>
           <w:szCs w:val="21"/>
         </w:rPr>
-        <w:t xml:space="preserve">отправка КП клиентам по почте или в мессенджеры из Системы;</w:t>
+        <w:t xml:space="preserve">отправка КП клиентам по электронной почте из Системы;</w:t>
       </w:r>
     </w:p>
     <w:p>
@@ -3230,7 +3645,7 @@
           <w:sz w:val="21"/>
           <w:szCs w:val="21"/>
         </w:rPr>
-        <w:t xml:space="preserve">мобильная версия и доступ к Системе из интернета;</w:t>
+        <w:t xml:space="preserve">мобильная версия;</w:t>
       </w:r>
     </w:p>
     <w:p>
@@ -3248,7 +3663,7 @@
           <w:sz w:val="21"/>
           <w:szCs w:val="21"/>
         </w:rPr>
-        <w:t xml:space="preserve">закупка оборудования, памяти, лицензий и оплата API;</w:t>
+        <w:t xml:space="preserve">закупка оборудования, памяти, лицензий, аренда стороннего сервера и оплата API;</w:t>
       </w:r>
     </w:p>
     <w:p>

--- a/docs/clients/kp-generator/ТЗ_система_КП.docx
+++ b/docs/clients/kp-generator/ТЗ_система_КП.docx
@@ -2116,10 +2116,10 @@
         </w:tblBorders>
       </w:tblPr>
       <w:tblGrid>
-        <w:gridCol w:w="1903"/>
-        <w:gridCol w:w="3926"/>
-        <w:gridCol w:w="1130"/>
-        <w:gridCol w:w="2679"/>
+        <w:gridCol w:w="1939"/>
+        <w:gridCol w:w="4000"/>
+        <w:gridCol w:w="969"/>
+        <w:gridCol w:w="2730"/>
       </w:tblGrid>
       <w:tr>
         <w:trPr>
@@ -2127,7 +2127,7 @@
         </w:trPr>
         <w:tc>
           <w:tcPr>
-            <w:tcW w:type="dxa" w:w="1903"/>
+            <w:tcW w:type="dxa" w:w="1939"/>
             <w:tcBorders>
               <w:top w:val="single" w:color="A0A0A0" w:sz="4"/>
               <w:left w:val="single" w:color="A0A0A0" w:sz="4"/>
@@ -2160,7 +2160,7 @@
         </w:tc>
         <w:tc>
           <w:tcPr>
-            <w:tcW w:type="dxa" w:w="3926"/>
+            <w:tcW w:type="dxa" w:w="4000"/>
             <w:tcBorders>
               <w:top w:val="single" w:color="A0A0A0" w:sz="4"/>
               <w:left w:val="single" w:color="A0A0A0" w:sz="4"/>
@@ -2193,7 +2193,7 @@
         </w:tc>
         <w:tc>
           <w:tcPr>
-            <w:tcW w:type="dxa" w:w="1130"/>
+            <w:tcW w:type="dxa" w:w="969"/>
             <w:tcBorders>
               <w:top w:val="single" w:color="A0A0A0" w:sz="4"/>
               <w:left w:val="single" w:color="A0A0A0" w:sz="4"/>
@@ -2226,7 +2226,7 @@
         </w:tc>
         <w:tc>
           <w:tcPr>
-            <w:tcW w:type="dxa" w:w="2679"/>
+            <w:tcW w:type="dxa" w:w="2730"/>
             <w:tcBorders>
               <w:top w:val="single" w:color="A0A0A0" w:sz="4"/>
               <w:left w:val="single" w:color="A0A0A0" w:sz="4"/>
@@ -2264,7 +2264,7 @@
         </w:trPr>
         <w:tc>
           <w:tcPr>
-            <w:tcW w:type="dxa" w:w="1903"/>
+            <w:tcW w:type="dxa" w:w="1939"/>
             <w:tcBorders>
               <w:top w:val="single" w:color="A0A0A0" w:sz="4"/>
               <w:left w:val="single" w:color="A0A0A0" w:sz="4"/>
@@ -2296,7 +2296,7 @@
         </w:tc>
         <w:tc>
           <w:tcPr>
-            <w:tcW w:type="dxa" w:w="3926"/>
+            <w:tcW w:type="dxa" w:w="4000"/>
             <w:tcBorders>
               <w:top w:val="single" w:color="A0A0A0" w:sz="4"/>
               <w:left w:val="single" w:color="A0A0A0" w:sz="4"/>
@@ -2328,7 +2328,7 @@
         </w:tc>
         <w:tc>
           <w:tcPr>
-            <w:tcW w:type="dxa" w:w="1130"/>
+            <w:tcW w:type="dxa" w:w="969"/>
             <w:tcBorders>
               <w:top w:val="single" w:color="A0A0A0" w:sz="4"/>
               <w:left w:val="single" w:color="A0A0A0" w:sz="4"/>
@@ -2354,13 +2354,13 @@
                 <w:sz w:val="19"/>
                 <w:szCs w:val="19"/>
               </w:rPr>
-              <w:t xml:space="preserve">3 рабочих дня</w:t>
+              <w:t xml:space="preserve">1 неделя</w:t>
             </w:r>
           </w:p>
         </w:tc>
         <w:tc>
           <w:tcPr>
-            <w:tcW w:type="dxa" w:w="2679"/>
+            <w:tcW w:type="dxa" w:w="2730"/>
             <w:tcBorders>
               <w:top w:val="single" w:color="A0A0A0" w:sz="4"/>
               <w:left w:val="single" w:color="A0A0A0" w:sz="4"/>
@@ -2397,7 +2397,7 @@
         </w:trPr>
         <w:tc>
           <w:tcPr>
-            <w:tcW w:type="dxa" w:w="1903"/>
+            <w:tcW w:type="dxa" w:w="1939"/>
             <w:tcBorders>
               <w:top w:val="single" w:color="A0A0A0" w:sz="4"/>
               <w:left w:val="single" w:color="A0A0A0" w:sz="4"/>
@@ -2429,7 +2429,7 @@
         </w:tc>
         <w:tc>
           <w:tcPr>
-            <w:tcW w:type="dxa" w:w="3926"/>
+            <w:tcW w:type="dxa" w:w="4000"/>
             <w:tcBorders>
               <w:top w:val="single" w:color="A0A0A0" w:sz="4"/>
               <w:left w:val="single" w:color="A0A0A0" w:sz="4"/>
@@ -2461,7 +2461,7 @@
         </w:tc>
         <w:tc>
           <w:tcPr>
-            <w:tcW w:type="dxa" w:w="1130"/>
+            <w:tcW w:type="dxa" w:w="969"/>
             <w:tcBorders>
               <w:top w:val="single" w:color="A0A0A0" w:sz="4"/>
               <w:left w:val="single" w:color="A0A0A0" w:sz="4"/>
@@ -2487,13 +2487,13 @@
                 <w:sz w:val="19"/>
                 <w:szCs w:val="19"/>
               </w:rPr>
-              <w:t xml:space="preserve">1 неделя</w:t>
+              <w:t xml:space="preserve">1,5 недели</w:t>
             </w:r>
           </w:p>
         </w:tc>
         <w:tc>
           <w:tcPr>
-            <w:tcW w:type="dxa" w:w="2679"/>
+            <w:tcW w:type="dxa" w:w="2730"/>
             <w:tcBorders>
               <w:top w:val="single" w:color="A0A0A0" w:sz="4"/>
               <w:left w:val="single" w:color="A0A0A0" w:sz="4"/>
@@ -2530,7 +2530,7 @@
         </w:trPr>
         <w:tc>
           <w:tcPr>
-            <w:tcW w:type="dxa" w:w="1903"/>
+            <w:tcW w:type="dxa" w:w="1939"/>
             <w:tcBorders>
               <w:top w:val="single" w:color="A0A0A0" w:sz="4"/>
               <w:left w:val="single" w:color="A0A0A0" w:sz="4"/>
@@ -2562,7 +2562,7 @@
         </w:tc>
         <w:tc>
           <w:tcPr>
-            <w:tcW w:type="dxa" w:w="3926"/>
+            <w:tcW w:type="dxa" w:w="4000"/>
             <w:tcBorders>
               <w:top w:val="single" w:color="A0A0A0" w:sz="4"/>
               <w:left w:val="single" w:color="A0A0A0" w:sz="4"/>
@@ -2594,7 +2594,7 @@
         </w:tc>
         <w:tc>
           <w:tcPr>
-            <w:tcW w:type="dxa" w:w="1130"/>
+            <w:tcW w:type="dxa" w:w="969"/>
             <w:tcBorders>
               <w:top w:val="single" w:color="A0A0A0" w:sz="4"/>
               <w:left w:val="single" w:color="A0A0A0" w:sz="4"/>
@@ -2620,13 +2620,13 @@
                 <w:sz w:val="19"/>
                 <w:szCs w:val="19"/>
               </w:rPr>
-              <w:t xml:space="preserve">1,5 недели</w:t>
+              <w:t xml:space="preserve">2,5 недели</w:t>
             </w:r>
           </w:p>
         </w:tc>
         <w:tc>
           <w:tcPr>
-            <w:tcW w:type="dxa" w:w="2679"/>
+            <w:tcW w:type="dxa" w:w="2730"/>
             <w:tcBorders>
               <w:top w:val="single" w:color="A0A0A0" w:sz="4"/>
               <w:left w:val="single" w:color="A0A0A0" w:sz="4"/>
@@ -2663,7 +2663,7 @@
         </w:trPr>
         <w:tc>
           <w:tcPr>
-            <w:tcW w:type="dxa" w:w="1903"/>
+            <w:tcW w:type="dxa" w:w="1939"/>
             <w:tcBorders>
               <w:top w:val="single" w:color="A0A0A0" w:sz="4"/>
               <w:left w:val="single" w:color="A0A0A0" w:sz="4"/>
@@ -2695,7 +2695,7 @@
         </w:tc>
         <w:tc>
           <w:tcPr>
-            <w:tcW w:type="dxa" w:w="3926"/>
+            <w:tcW w:type="dxa" w:w="4000"/>
             <w:tcBorders>
               <w:top w:val="single" w:color="A0A0A0" w:sz="4"/>
               <w:left w:val="single" w:color="A0A0A0" w:sz="4"/>
@@ -2727,7 +2727,7 @@
         </w:tc>
         <w:tc>
           <w:tcPr>
-            <w:tcW w:type="dxa" w:w="1130"/>
+            <w:tcW w:type="dxa" w:w="969"/>
             <w:tcBorders>
               <w:top w:val="single" w:color="A0A0A0" w:sz="4"/>
               <w:left w:val="single" w:color="A0A0A0" w:sz="4"/>
@@ -2753,13 +2753,13 @@
                 <w:sz w:val="19"/>
                 <w:szCs w:val="19"/>
               </w:rPr>
-              <w:t xml:space="preserve">1 неделя</w:t>
+              <w:t xml:space="preserve">1,5 недели</w:t>
             </w:r>
           </w:p>
         </w:tc>
         <w:tc>
           <w:tcPr>
-            <w:tcW w:type="dxa" w:w="2679"/>
+            <w:tcW w:type="dxa" w:w="2730"/>
             <w:tcBorders>
               <w:top w:val="single" w:color="A0A0A0" w:sz="4"/>
               <w:left w:val="single" w:color="A0A0A0" w:sz="4"/>
@@ -2796,7 +2796,7 @@
         </w:trPr>
         <w:tc>
           <w:tcPr>
-            <w:tcW w:type="dxa" w:w="1903"/>
+            <w:tcW w:type="dxa" w:w="1939"/>
             <w:tcBorders>
               <w:top w:val="single" w:color="A0A0A0" w:sz="4"/>
               <w:left w:val="single" w:color="A0A0A0" w:sz="4"/>
@@ -2828,7 +2828,7 @@
         </w:tc>
         <w:tc>
           <w:tcPr>
-            <w:tcW w:type="dxa" w:w="3926"/>
+            <w:tcW w:type="dxa" w:w="4000"/>
             <w:tcBorders>
               <w:top w:val="single" w:color="A0A0A0" w:sz="4"/>
               <w:left w:val="single" w:color="A0A0A0" w:sz="4"/>
@@ -2860,7 +2860,7 @@
         </w:tc>
         <w:tc>
           <w:tcPr>
-            <w:tcW w:type="dxa" w:w="1130"/>
+            <w:tcW w:type="dxa" w:w="969"/>
             <w:tcBorders>
               <w:top w:val="single" w:color="A0A0A0" w:sz="4"/>
               <w:left w:val="single" w:color="A0A0A0" w:sz="4"/>
@@ -2886,13 +2886,13 @@
                 <w:sz w:val="19"/>
                 <w:szCs w:val="19"/>
               </w:rPr>
-              <w:t xml:space="preserve">3 рабочих дня</w:t>
+              <w:t xml:space="preserve">1 неделя</w:t>
             </w:r>
           </w:p>
         </w:tc>
         <w:tc>
           <w:tcPr>
-            <w:tcW w:type="dxa" w:w="2679"/>
+            <w:tcW w:type="dxa" w:w="2730"/>
             <w:tcBorders>
               <w:top w:val="single" w:color="A0A0A0" w:sz="4"/>
               <w:left w:val="single" w:color="A0A0A0" w:sz="4"/>
@@ -2929,7 +2929,7 @@
         </w:trPr>
         <w:tc>
           <w:tcPr>
-            <w:tcW w:type="dxa" w:w="1903"/>
+            <w:tcW w:type="dxa" w:w="1939"/>
             <w:tcBorders>
               <w:top w:val="single" w:color="A0A0A0" w:sz="4"/>
               <w:left w:val="single" w:color="A0A0A0" w:sz="4"/>
@@ -2961,7 +2961,7 @@
         </w:tc>
         <w:tc>
           <w:tcPr>
-            <w:tcW w:type="dxa" w:w="3926"/>
+            <w:tcW w:type="dxa" w:w="4000"/>
             <w:tcBorders>
               <w:top w:val="single" w:color="A0A0A0" w:sz="4"/>
               <w:left w:val="single" w:color="A0A0A0" w:sz="4"/>
@@ -2993,7 +2993,7 @@
         </w:tc>
         <w:tc>
           <w:tcPr>
-            <w:tcW w:type="dxa" w:w="1130"/>
+            <w:tcW w:type="dxa" w:w="969"/>
             <w:tcBorders>
               <w:top w:val="single" w:color="A0A0A0" w:sz="4"/>
               <w:left w:val="single" w:color="A0A0A0" w:sz="4"/>
@@ -3019,13 +3019,13 @@
                 <w:sz w:val="19"/>
                 <w:szCs w:val="19"/>
               </w:rPr>
-              <w:t xml:space="preserve">2 рабочих дня</w:t>
+              <w:t xml:space="preserve">0,5 недели</w:t>
             </w:r>
           </w:p>
         </w:tc>
         <w:tc>
           <w:tcPr>
-            <w:tcW w:type="dxa" w:w="2679"/>
+            <w:tcW w:type="dxa" w:w="2730"/>
             <w:tcBorders>
               <w:top w:val="single" w:color="A0A0A0" w:sz="4"/>
               <w:left w:val="single" w:color="A0A0A0" w:sz="4"/>
@@ -3062,7 +3062,7 @@
         </w:trPr>
         <w:tc>
           <w:tcPr>
-            <w:tcW w:type="dxa" w:w="1903"/>
+            <w:tcW w:type="dxa" w:w="1939"/>
             <w:tcBorders>
               <w:top w:val="single" w:color="A0A0A0" w:sz="4"/>
               <w:left w:val="single" w:color="A0A0A0" w:sz="4"/>
@@ -3094,7 +3094,7 @@
         </w:tc>
         <w:tc>
           <w:tcPr>
-            <w:tcW w:type="dxa" w:w="3926"/>
+            <w:tcW w:type="dxa" w:w="4000"/>
             <w:tcBorders>
               <w:top w:val="single" w:color="A0A0A0" w:sz="4"/>
               <w:left w:val="single" w:color="A0A0A0" w:sz="4"/>
@@ -3126,7 +3126,7 @@
         </w:tc>
         <w:tc>
           <w:tcPr>
-            <w:tcW w:type="dxa" w:w="1130"/>
+            <w:tcW w:type="dxa" w:w="969"/>
             <w:tcBorders>
               <w:top w:val="single" w:color="A0A0A0" w:sz="4"/>
               <w:left w:val="single" w:color="A0A0A0" w:sz="4"/>
@@ -3152,13 +3152,13 @@
                 <w:sz w:val="19"/>
                 <w:szCs w:val="19"/>
               </w:rPr>
-              <w:t xml:space="preserve">5 недель</w:t>
+              <w:t xml:space="preserve">8 недель</w:t>
             </w:r>
           </w:p>
         </w:tc>
         <w:tc>
           <w:tcPr>
-            <w:tcW w:type="dxa" w:w="2679"/>
+            <w:tcW w:type="dxa" w:w="2730"/>
             <w:tcBorders>
               <w:top w:val="single" w:color="A0A0A0" w:sz="4"/>
               <w:left w:val="single" w:color="A0A0A0" w:sz="4"/>
@@ -3206,7 +3206,7 @@
           <w:sz w:val="21"/>
           <w:szCs w:val="21"/>
         </w:rPr>
-        <w:t xml:space="preserve">Срок 5 недель считается в рабочих неделях с даты получения аванса и материалов по п. 14.2.</w:t>
+        <w:t xml:space="preserve">Срок 8 недель считается в рабочих неделях с даты получения аванса и материалов по п. 14.2.</w:t>
       </w:r>
     </w:p>
     <w:p>
